--- a/ky/wisdom-stories/what-is-a-word.docx
+++ b/ky/wisdom-stories/what-is-a-word.docx
@@ -57,7 +57,7 @@
           <w:sz w:val="22"/>
           <w:lang w:val="ky-KG"/>
         </w:rPr>
-        <w:t>сөз бар — берметтей бааланат.</w:t>
+        <w:t>сөз бар — бермет.</w:t>
       </w:r>
     </w:p>
     <w:p>
@@ -81,7 +81,7 @@
           <w:sz w:val="22"/>
           <w:lang w:val="ky-KG"/>
         </w:rPr>
-        <w:t xml:space="preserve">Сабак: </w:t>
+        <w:t>Сабак: Сөз менен көңүл сындырууга да, көңүл алууга да болот. Сөздү берметке айланткан нерсе — аны кантип жана кайда айтканың.</w:t>
       </w:r>
       <w:r>
         <w:rPr>
@@ -90,7 +90,6 @@
           <w:sz w:val="22"/>
           <w:lang w:val="ky-KG"/>
         </w:rPr>
-        <w:t>Сөздүн жаралаганы да, жанга даба болгону да бар. Берметтей баалуу сөз сүйлөөгө умтул.</w:t>
       </w:r>
     </w:p>
     <w:p>
@@ -110,7 +109,7 @@
           <w:sz w:val="18"/>
           <w:lang w:val="ky-KG"/>
         </w:rPr>
-        <w:t>Окуя ачык интернет булактарынан алынды.</w:t>
+        <w:t>Аңгемелер ачык интернет булактарынан алынган, иллюстрациялар болсо ЖИ менен түзүлгөн.</w:t>
       </w:r>
     </w:p>
     <w:sectPr>

--- a/ky/wisdom-stories/what-is-a-word.docx
+++ b/ky/wisdom-stories/what-is-a-word.docx
@@ -3,115 +3,42 @@
 <w:document xmlns:wpc="http://schemas.microsoft.com/office/word/2010/wordprocessingCanvas" xmlns:cx="http://schemas.microsoft.com/office/drawing/2014/chartex" xmlns:cx1="http://schemas.microsoft.com/office/drawing/2015/9/8/chartex" xmlns:cx2="http://schemas.microsoft.com/office/drawing/2015/10/21/chartex" xmlns:cx3="http://schemas.microsoft.com/office/drawing/2016/5/9/chartex" xmlns:cx4="http://schemas.microsoft.com/office/drawing/2016/5/10/chartex" xmlns:cx5="http://schemas.microsoft.com/office/drawing/2016/5/11/chartex" xmlns:cx6="http://schemas.microsoft.com/office/drawing/2016/5/12/chartex" xmlns:cx7="http://schemas.microsoft.com/office/drawing/2016/5/13/chartex" xmlns:cx8="http://schemas.microsoft.com/office/drawing/2016/5/14/chartex" xmlns:mc="http://schemas.openxmlformats.org/markup-compatibility/2006" xmlns:aink="http://schemas.microsoft.com/office/drawing/2016/ink" xmlns:am3d="http://schemas.microsoft.com/office/drawing/2017/model3d" xmlns:o="urn:schemas-microsoft-com:office:office" xmlns:oel="http://schemas.microsoft.com/office/2019/extlst" xmlns:r="http://schemas.openxmlformats.org/officeDocument/2006/relationships" xmlns:m="http://schemas.openxmlformats.org/officeDocument/2006/math" xmlns:v="urn:schemas-microsoft-com:vml" xmlns:wp14="http://schemas.microsoft.com/office/word/2010/wordprocessingDrawing" xmlns:wp="http://schemas.openxmlformats.org/drawingml/2006/wordprocessingDrawing" xmlns:w10="urn:schemas-microsoft-com:office:word" xmlns:w="http://schemas.openxmlformats.org/wordprocessingml/2006/main" xmlns:w14="http://schemas.microsoft.com/office/word/2010/wordml" xmlns:w15="http://schemas.microsoft.com/office/word/2012/wordml" xmlns:w16cex="http://schemas.microsoft.com/office/word/2018/wordml/cex" xmlns:w16cid="http://schemas.microsoft.com/office/word/2016/wordml/cid" xmlns:w16="http://schemas.microsoft.com/office/word/2018/wordml" xmlns:w16du="http://schemas.microsoft.com/office/word/2023/wordml/word16du" xmlns:w16sdtdh="http://schemas.microsoft.com/office/word/2020/wordml/sdtdatahash" xmlns:w16sdtfl="http://schemas.microsoft.com/office/word/2024/wordml/sdtformatlock" xmlns:w16se="http://schemas.microsoft.com/office/word/2015/wordml/symex" xmlns:wpg="http://schemas.microsoft.com/office/word/2010/wordprocessingGroup" xmlns:wpi="http://schemas.microsoft.com/office/word/2010/wordprocessingInk" xmlns:wne="http://schemas.microsoft.com/office/word/2006/wordml" xmlns:wps="http://schemas.microsoft.com/office/word/2010/wordprocessingShape" mc:Ignorable="w14 w15 w16se w16cid w16 w16cex w16sdtdh w16sdtfl w16du wp14">
   <w:body>
     <w:p>
-      <w:pPr>
-        <w:pStyle w:val="Title"/>
-        <w:keepNext/>
-        <w:keepLines w:val="0"/>
-        <w:pageBreakBefore w:val="0"/>
-        <w:widowControl/>
-        <w:spacing w:line="269" w:lineRule="auto" w:after="180" w:before="0"/>
-      </w:pPr>
-      <w:bookmarkStart w:id="10227" w:name="Story_228"/>
       <w:r>
         <w:rPr>
-          <w:rFonts w:ascii="Arial" w:hAnsi="Arial"/>
           <w:b/>
-          <w:color w:val="000000"/>
-          <w:sz w:val="34"/>
-          <w:lang w:val="ky-KG"/>
+          <w:bCs/>
         </w:rPr>
         <w:t>Сөз деген эмне</w:t>
       </w:r>
-      <w:bookmarkEnd w:id="10227"/>
     </w:p>
     <w:p>
-      <w:pPr>
-        <w:keepNext w:val="0"/>
-        <w:keepLines w:val="0"/>
-        <w:pageBreakBefore w:val="0"/>
-        <w:widowControl/>
-        <w:spacing w:line="269" w:lineRule="auto" w:after="120" w:before="0"/>
-      </w:pPr>
       <w:r>
-        <w:rPr>
-          <w:rFonts w:ascii="Arial" w:eastAsia="Arial" w:hAnsi="Arial"/>
-          <w:color w:val="000000"/>
-          <w:sz w:val="22"/>
-          <w:lang w:val="ky-KG"/>
-        </w:rPr>
-        <w:t>Сөз бар — көңүлдү оорутат;</w:t>
+        <w:t>Бир сөз жүрөк оорутат,</w:t>
+      </w:r>
+      <w:r>
+        <w:br/>
+        <w:t>бир сөз көңүл жубатат.</w:t>
       </w:r>
     </w:p>
     <w:p>
-      <w:pPr>
-        <w:keepNext/>
-        <w:keepLines w:val="0"/>
-        <w:pageBreakBefore w:val="0"/>
-        <w:widowControl/>
-        <w:spacing w:line="269" w:lineRule="auto" w:after="120" w:before="0"/>
-      </w:pPr>
       <w:r>
         <w:rPr>
-          <w:rFonts w:ascii="Arial" w:eastAsia="Arial" w:hAnsi="Arial"/>
-          <w:color w:val="000000"/>
-          <w:sz w:val="22"/>
-          <w:lang w:val="ky-KG"/>
+          <w:b/>
+          <w:bCs/>
         </w:rPr>
-        <w:t>сөз бар — бермет.</w:t>
+        <w:t>Сабак: Сөз менен көңүл оорутууга да, көңүл жубатууга да болот. Чын жүрөктөн, өз убагында, орду менен айтылган жылуу сөз адамга дем берет.</w:t>
       </w:r>
     </w:p>
     <w:p>
-      <w:pPr>
-        <w:pStyle w:val="Moral"/>
-        <w:keepNext/>
-        <w:keepLines/>
-        <w:pageBreakBefore w:val="0"/>
-        <w:widowControl/>
-        <w:spacing w:before="120" w:after="120" w:line="269" w:lineRule="auto"/>
-        <w:ind w:left="240" w:right="240"/>
-        <w:rPr>
-          <w:lang w:val="ru-RU"/>
-        </w:rPr>
-      </w:pPr>
       <w:r>
         <w:rPr>
-          <w:rFonts w:ascii="Arial" w:hAnsi="Arial"/>
-          <w:b/>
-          <w:color w:val="000000"/>
-          <w:sz w:val="22"/>
-          <w:lang w:val="ky-KG"/>
+          <w:i/>
+          <w:iCs/>
         </w:rPr>
-        <w:t>Сабак: Сөз менен көңүл сындырууга да, көңүл алууга да болот. Сөздү берметке айланткан нерсе — аны кантип жана кайда айтканың.</w:t>
-      </w:r>
-      <w:r>
-        <w:rPr>
-          <w:rFonts w:ascii="Arial" w:hAnsi="Arial"/>
-          <w:color w:val="000000"/>
-          <w:sz w:val="22"/>
-          <w:lang w:val="ky-KG"/>
-        </w:rPr>
+        <w:t>Аңгемелер интернеттен чогултулуп, жасалма интеллекттин жардамы менен иштелип чыккан. Бардык сүрөттөр жасалма интеллект аркылуу түзүлгөн.</w:t>
       </w:r>
     </w:p>
-    <w:p>
-      <w:pPr>
-        <w:keepNext w:val="0"/>
-        <w:keepLines w:val="0"/>
-        <w:pageBreakBefore w:val="0"/>
-        <w:widowControl/>
-        <w:spacing w:before="0" w:after="160" w:line="269" w:lineRule="auto"/>
-        <w:jc w:val="right"/>
-      </w:pPr>
-      <w:r>
-        <w:rPr>
-          <w:rFonts w:ascii="Arial" w:eastAsia="Arial" w:hAnsi="Arial" w:cs="Arial"/>
-          <w:i/>
-          <w:color w:val="000000"/>
-          <w:sz w:val="18"/>
-          <w:lang w:val="ky-KG"/>
-        </w:rPr>
-        <w:t>Аңгемелер ачык интернет булактарынан алынган, иллюстрациялар болсо ЖИ менен түзүлгөн.</w:t>
-      </w:r>
-    </w:p>
+    <w:p/>
     <w:sectPr>
       <w:headerReference w:type="even" r:id="rId7"/>
       <w:headerReference w:type="default" r:id="rId8"/>
@@ -942,7 +869,6 @@
     </w:pPr>
     <w:rPr>
       <w:rFonts w:asciiTheme="majorHAnsi" w:eastAsiaTheme="majorEastAsia" w:hAnsiTheme="majorHAnsi" w:cstheme="majorBidi"/>
-      <w:color w:val="000000"/>
       <w:sz w:val="40"/>
       <w:szCs w:val="40"/>
     </w:rPr>
@@ -964,7 +890,6 @@
     </w:pPr>
     <w:rPr>
       <w:rFonts w:asciiTheme="majorHAnsi" w:eastAsiaTheme="majorEastAsia" w:hAnsiTheme="majorHAnsi" w:cstheme="majorBidi"/>
-      <w:color w:val="000000"/>
       <w:sz w:val="32"/>
       <w:szCs w:val="32"/>
     </w:rPr>
@@ -987,7 +912,6 @@
     </w:pPr>
     <w:rPr>
       <w:rFonts w:eastAsiaTheme="majorEastAsia" w:cstheme="majorBidi"/>
-      <w:color w:val="000000"/>
       <w:sz w:val="28"/>
       <w:szCs w:val="28"/>
     </w:rPr>
@@ -1012,7 +936,6 @@
       <w:rFonts w:eastAsiaTheme="majorEastAsia" w:cstheme="majorBidi"/>
       <w:i/>
       <w:iCs/>
-      <w:color w:val="000000"/>
     </w:rPr>
   </w:style>
   <w:style w:type="paragraph" w:styleId="Heading5">
@@ -1033,7 +956,6 @@
     </w:pPr>
     <w:rPr>
       <w:rFonts w:eastAsiaTheme="majorEastAsia" w:cstheme="majorBidi"/>
-      <w:color w:val="000000"/>
     </w:rPr>
   </w:style>
   <w:style w:type="paragraph" w:styleId="Heading6">
@@ -1056,7 +978,6 @@
       <w:rFonts w:eastAsiaTheme="majorEastAsia" w:cstheme="majorBidi"/>
       <w:i/>
       <w:iCs/>
-      <w:color w:val="000000"/>
     </w:rPr>
   </w:style>
   <w:style w:type="paragraph" w:styleId="Heading7">
@@ -1077,7 +998,6 @@
     </w:pPr>
     <w:rPr>
       <w:rFonts w:eastAsiaTheme="majorEastAsia" w:cstheme="majorBidi"/>
-      <w:color w:val="000000"/>
     </w:rPr>
   </w:style>
   <w:style w:type="paragraph" w:styleId="Heading8">
@@ -1100,7 +1020,6 @@
       <w:rFonts w:eastAsiaTheme="majorEastAsia" w:cstheme="majorBidi"/>
       <w:i/>
       <w:iCs/>
-      <w:color w:val="000000"/>
     </w:rPr>
   </w:style>
   <w:style w:type="paragraph" w:styleId="Heading9">
@@ -1121,13 +1040,11 @@
     </w:pPr>
     <w:rPr>
       <w:rFonts w:eastAsiaTheme="majorEastAsia" w:cstheme="majorBidi"/>
-      <w:color w:val="000000"/>
     </w:rPr>
   </w:style>
   <w:style w:type="character" w:default="1" w:styleId="DefaultParagraphFont">
     <w:name w:val="Default Paragraph Font"/>
     <w:uiPriority w:val="1"/>
-    <w:semiHidden/>
     <w:unhideWhenUsed/>
   </w:style>
   <w:style w:type="table" w:default="1" w:styleId="TableNormal">
@@ -1283,7 +1200,6 @@
     </w:pPr>
     <w:rPr>
       <w:rFonts w:asciiTheme="majorHAnsi" w:eastAsiaTheme="majorEastAsia" w:hAnsiTheme="majorHAnsi" w:cstheme="majorBidi"/>
-      <w:color w:val="000000"/>
       <w:spacing w:val="-10"/>
       <w:kern w:val="28"/>
       <w:sz w:val="56"/>
@@ -1319,7 +1235,6 @@
     </w:pPr>
     <w:rPr>
       <w:rFonts w:eastAsiaTheme="majorEastAsia" w:cstheme="majorBidi"/>
-      <w:color w:val="000000"/>
       <w:spacing w:val="15"/>
       <w:sz w:val="28"/>
       <w:szCs w:val="28"/>
@@ -1354,7 +1269,6 @@
     <w:rPr>
       <w:i/>
       <w:iCs/>
-      <w:color w:val="000000"/>
     </w:rPr>
   </w:style>
   <w:style w:type="character" w:customStyle="1" w:styleId="QuoteChar">
@@ -1379,9 +1293,6 @@
       <w:ind w:left="720"/>
       <w:contextualSpacing/>
     </w:pPr>
-    <w:rPr>
-      <w:color w:val="000000"/>
-    </w:rPr>
   </w:style>
   <w:style w:type="character" w:styleId="IntenseEmphasis">
     <w:name w:val="Intense Emphasis"/>
@@ -1411,7 +1322,6 @@
     <w:rPr>
       <w:i/>
       <w:iCs/>
-      <w:color w:val="000000"/>
     </w:rPr>
   </w:style>
   <w:style w:type="character" w:customStyle="1" w:styleId="IntenseQuoteChar">
@@ -1451,9 +1361,6 @@
     <w:pPr>
       <w:spacing w:after="100"/>
     </w:pPr>
-    <w:rPr>
-      <w:color w:val="000000"/>
-    </w:rPr>
   </w:style>
   <w:style w:type="paragraph" w:customStyle="1" w:styleId="Moral">
     <w:name w:val="Moral"/>
@@ -1465,7 +1372,6 @@
     <w:rPr>
       <w:rFonts w:ascii="Arial" w:eastAsia="Arial" w:hAnsi="Arial"/>
       <w:i/>
-      <w:color w:val="000000"/>
       <w:kern w:val="0"/>
       <w:sz w:val="22"/>
       <w:szCs w:val="22"/>
@@ -1487,9 +1393,6 @@
       </w:tabs>
       <w:spacing w:after="0" w:line="240" w:lineRule="auto"/>
     </w:pPr>
-    <w:rPr>
-      <w:color w:val="000000"/>
-    </w:rPr>
   </w:style>
   <w:style w:type="character" w:customStyle="1" w:styleId="HeaderChar">
     <w:name w:val="Header Char"/>
@@ -1512,9 +1415,6 @@
       </w:tabs>
       <w:spacing w:after="0" w:line="240" w:lineRule="auto"/>
     </w:pPr>
-    <w:rPr>
-      <w:color w:val="000000"/>
-    </w:rPr>
   </w:style>
   <w:style w:type="character" w:customStyle="1" w:styleId="FooterChar">
     <w:name w:val="Footer Char"/>
@@ -1537,7 +1437,6 @@
     </w:pPr>
     <w:rPr>
       <w:rFonts w:eastAsiaTheme="minorEastAsia"/>
-      <w:color w:val="000000"/>
     </w:rPr>
   </w:style>
   <w:style w:type="paragraph" w:styleId="TOC3">
@@ -1554,7 +1453,6 @@
     </w:pPr>
     <w:rPr>
       <w:rFonts w:eastAsiaTheme="minorEastAsia"/>
-      <w:color w:val="000000"/>
     </w:rPr>
   </w:style>
   <w:style w:type="paragraph" w:styleId="TOC4">
@@ -1571,7 +1469,6 @@
     </w:pPr>
     <w:rPr>
       <w:rFonts w:eastAsiaTheme="minorEastAsia"/>
-      <w:color w:val="000000"/>
     </w:rPr>
   </w:style>
   <w:style w:type="paragraph" w:styleId="TOC5">
@@ -1588,7 +1485,6 @@
     </w:pPr>
     <w:rPr>
       <w:rFonts w:eastAsiaTheme="minorEastAsia"/>
-      <w:color w:val="000000"/>
     </w:rPr>
   </w:style>
   <w:style w:type="paragraph" w:styleId="TOC6">
@@ -1605,7 +1501,6 @@
     </w:pPr>
     <w:rPr>
       <w:rFonts w:eastAsiaTheme="minorEastAsia"/>
-      <w:color w:val="000000"/>
     </w:rPr>
   </w:style>
   <w:style w:type="paragraph" w:styleId="TOC7">
@@ -1622,7 +1517,6 @@
     </w:pPr>
     <w:rPr>
       <w:rFonts w:eastAsiaTheme="minorEastAsia"/>
-      <w:color w:val="000000"/>
     </w:rPr>
   </w:style>
   <w:style w:type="paragraph" w:styleId="TOC8">
@@ -1639,7 +1533,6 @@
     </w:pPr>
     <w:rPr>
       <w:rFonts w:eastAsiaTheme="minorEastAsia"/>
-      <w:color w:val="000000"/>
     </w:rPr>
   </w:style>
   <w:style w:type="paragraph" w:styleId="TOC9">
@@ -1656,7 +1549,6 @@
     </w:pPr>
     <w:rPr>
       <w:rFonts w:eastAsiaTheme="minorEastAsia"/>
-      <w:color w:val="000000"/>
     </w:rPr>
   </w:style>
   <w:style w:type="paragraph" w:styleId="TOCHeading">
@@ -1672,7 +1564,6 @@
       <w:outlineLvl w:val="9"/>
     </w:pPr>
     <w:rPr>
-      <w:color w:val="000000"/>
       <w:kern w:val="0"/>
       <w:sz w:val="32"/>
       <w:szCs w:val="32"/>

--- a/ky/wisdom-stories/what-is-a-word.docx
+++ b/ky/wisdom-stories/what-is-a-word.docx
@@ -8,7 +8,7 @@
           <w:b/>
           <w:bCs/>
         </w:rPr>
-        <w:t>Сөз деген эмне</w:t>
+        <w:t>Сөз деген эмне?</w:t>
       </w:r>
     </w:p>
     <w:p>
